--- a/app/assets/templates/DESVINCULACION_MUTUO_ACUERDO.docx
+++ b/app/assets/templates/DESVINCULACION_MUTUO_ACUERDO.docx
@@ -430,73 +430,7 @@
           <w:i/>
           <w:iCs/>
         </w:rPr>
-        <w:t>quien actúa como propietari</w:t>
-      </w:r>
-      <w:r>
-        <w:rPr>
-          <w:rFonts w:ascii="Bookman Old Style" w:hAnsi="Bookman Old Style"/>
-          <w:i/>
-          <w:iCs/>
-        </w:rPr>
-        <w:t>o</w:t>
-      </w:r>
-      <w:r>
-        <w:rPr>
-          <w:rFonts w:ascii="Bookman Old Style" w:hAnsi="Bookman Old Style"/>
-          <w:i/>
-          <w:iCs/>
-        </w:rPr>
-        <w:t xml:space="preserve"> por otra parte, </w:t>
-      </w:r>
-      <w:r>
-        <w:rPr>
-          <w:rFonts w:ascii="Bookman Old Style" w:hAnsi="Bookman Old Style"/>
-          <w:b/>
-          <w:bCs/>
-          <w:i/>
-          <w:iCs/>
-        </w:rPr>
-        <w:t>POR MUTUO ACUERDO</w:t>
-      </w:r>
-      <w:r>
-        <w:rPr>
-          <w:rFonts w:ascii="Bookman Old Style" w:hAnsi="Bookman Old Style"/>
-          <w:i/>
-          <w:iCs/>
-        </w:rPr>
-        <w:t xml:space="preserve"> dan por terminado el Contrato de vinculación del vehículo </w:t>
-      </w:r>
-      <w:r>
-        <w:rPr>
-          <w:rFonts w:ascii="Bookman Old Style" w:hAnsi="Bookman Old Style"/>
-          <w:i/>
-          <w:iCs/>
-        </w:rPr>
-        <w:t>Con placa</w:t>
-      </w:r>
-      <w:r>
-        <w:rPr>
-          <w:rFonts w:ascii="Bookman Old Style" w:hAnsi="Bookman Old Style"/>
-          <w:i/>
-          <w:iCs/>
-        </w:rPr>
-        <w:t xml:space="preserve"> </w:t>
-      </w:r>
-      <w:r>
-        <w:rPr>
-          <w:rFonts w:ascii="Bookman Old Style" w:hAnsi="Bookman Old Style"/>
-          <w:i/>
-          <w:iCs/>
-        </w:rPr>
-        <w:t>{{placa}}</w:t>
-      </w:r>
-      <w:r>
-        <w:rPr>
-          <w:rFonts w:ascii="Bookman Old Style" w:hAnsi="Bookman Old Style"/>
-          <w:i/>
-          <w:iCs/>
-        </w:rPr>
-        <w:t xml:space="preserve"> </w:t>
+        <w:t>quien actúa como propietario, por la otra parte, acuerdan dar por terminado de mutuo acuerdo el contrato de vinculación del vehículo de placas {{placa}}</w:t>
       </w:r>
     </w:p>
     <w:p>
@@ -1521,7 +1455,6 @@
   <w:style w:type="character" w:default="1" w:styleId="Fuentedeprrafopredeter">
     <w:name w:val="Default Paragraph Font"/>
     <w:uiPriority w:val="1"/>
-    <w:semiHidden/>
     <w:unhideWhenUsed/>
   </w:style>
   <w:style w:type="table" w:default="1" w:styleId="Tablanormal">
